--- a/DasPro/Tugas_Teori/Pertemuan06/Tugas6_16.docx
+++ b/DasPro/Tugas_Teori/Pertemuan06/Tugas6_16.docx
@@ -249,46 +249,12 @@
         </w:rPr>
         <w:tab/>
       </w:r>
-      <w:proofErr w:type="spellStart"/>
       <w:r>
         <w:rPr>
           <w:rFonts w:ascii="Times New Roman" w:hAnsi="Times New Roman" w:cs="Times New Roman"/>
           <w:lang w:val="en-US"/>
         </w:rPr>
-        <w:t>bilangan</w:t>
-      </w:r>
-      <w:proofErr w:type="spellEnd"/>
-      <w:r>
-        <w:rPr>
-          <w:rFonts w:ascii="Times New Roman" w:hAnsi="Times New Roman" w:cs="Times New Roman"/>
-          <w:lang w:val="en-US"/>
-        </w:rPr>
-        <w:t xml:space="preserve"> </w:t>
-      </w:r>
-      <w:proofErr w:type="spellStart"/>
-      <w:proofErr w:type="gramStart"/>
-      <w:r>
-        <w:rPr>
-          <w:rFonts w:ascii="Times New Roman" w:hAnsi="Times New Roman" w:cs="Times New Roman"/>
-          <w:lang w:val="en-US"/>
-        </w:rPr>
-        <w:t>terbesar</w:t>
-      </w:r>
-      <w:proofErr w:type="spellEnd"/>
-      <w:r>
-        <w:rPr>
-          <w:rFonts w:ascii="Times New Roman" w:hAnsi="Times New Roman" w:cs="Times New Roman"/>
-          <w:lang w:val="en-US"/>
-        </w:rPr>
-        <w:t xml:space="preserve"> :</w:t>
-      </w:r>
-      <w:proofErr w:type="gramEnd"/>
-      <w:r>
-        <w:rPr>
-          <w:rFonts w:ascii="Times New Roman" w:hAnsi="Times New Roman" w:cs="Times New Roman"/>
-          <w:lang w:val="en-US"/>
-        </w:rPr>
-        <w:t xml:space="preserve"> 54</w:t>
+        <w:t>bilangan terbesar : 54</w:t>
       </w:r>
     </w:p>
     <w:p>
@@ -296,9 +262,70 @@
         <w:spacing w:after="0"/>
         <w:rPr>
           <w:rFonts w:ascii="Times New Roman" w:hAnsi="Times New Roman" w:cs="Times New Roman"/>
-          <w:lang w:val="en-US"/>
-        </w:rPr>
-      </w:pPr>
+          <w:b/>
+          <w:bCs/>
+        </w:rPr>
+      </w:pPr>
+      <w:r>
+        <w:rPr>
+          <w:rFonts w:ascii="Times New Roman" w:hAnsi="Times New Roman" w:cs="Times New Roman"/>
+          <w:b/>
+          <w:bCs/>
+        </w:rPr>
+        <w:drawing>
+          <wp:inline distT="0" distB="0" distL="0" distR="0" wp14:anchorId="5F384A90" wp14:editId="02C2053F">
+            <wp:extent cx="2317687" cy="2399030"/>
+            <wp:effectExtent l="0" t="0" r="0" b="0"/>
+            <wp:docPr id="859888373" name="Picture 6"/>
+            <wp:cNvGraphicFramePr>
+              <a:graphicFrameLocks xmlns:a="http://schemas.openxmlformats.org/drawingml/2006/main" noChangeAspect="1"/>
+            </wp:cNvGraphicFramePr>
+            <a:graphic xmlns:a="http://schemas.openxmlformats.org/drawingml/2006/main">
+              <a:graphicData uri="http://schemas.openxmlformats.org/drawingml/2006/picture">
+                <pic:pic xmlns:pic="http://schemas.openxmlformats.org/drawingml/2006/picture">
+                  <pic:nvPicPr>
+                    <pic:cNvPr id="0" name="Picture 23"/>
+                    <pic:cNvPicPr>
+                      <a:picLocks noChangeAspect="1" noChangeArrowheads="1"/>
+                    </pic:cNvPicPr>
+                  </pic:nvPicPr>
+                  <pic:blipFill rotWithShape="1">
+                    <a:blip r:embed="rId5" cstate="print">
+                      <a:extLst>
+                        <a:ext uri="{28A0092B-C50C-407E-A947-70E740481C1C}">
+                          <a14:useLocalDpi xmlns:a14="http://schemas.microsoft.com/office/drawing/2010/main" val="0"/>
+                        </a:ext>
+                      </a:extLst>
+                    </a:blip>
+                    <a:srcRect t="1" r="54938" b="63102"/>
+                    <a:stretch>
+                      <a:fillRect/>
+                    </a:stretch>
+                  </pic:blipFill>
+                  <pic:spPr bwMode="auto">
+                    <a:xfrm>
+                      <a:off x="0" y="0"/>
+                      <a:ext cx="2317821" cy="2399169"/>
+                    </a:xfrm>
+                    <a:prstGeom prst="rect">
+                      <a:avLst/>
+                    </a:prstGeom>
+                    <a:noFill/>
+                    <a:ln>
+                      <a:noFill/>
+                    </a:ln>
+                    <a:extLst>
+                      <a:ext uri="{53640926-AAD7-44D8-BBD7-CCE9431645EC}">
+                        <a14:shadowObscured xmlns:a14="http://schemas.microsoft.com/office/drawing/2010/main"/>
+                      </a:ext>
+                    </a:extLst>
+                  </pic:spPr>
+                </pic:pic>
+              </a:graphicData>
+            </a:graphic>
+          </wp:inline>
+        </w:drawing>
+      </w:r>
     </w:p>
     <w:p>
       <w:pPr>
@@ -338,7 +365,7 @@
                     <pic:cNvPicPr/>
                   </pic:nvPicPr>
                   <pic:blipFill>
-                    <a:blip r:embed="rId5"/>
+                    <a:blip r:embed="rId6"/>
                     <a:stretch>
                       <a:fillRect/>
                     </a:stretch>
@@ -371,7 +398,6 @@
     </w:p>
     <w:p>
       <w:pPr>
-        <w:spacing w:after="0"/>
         <w:rPr>
           <w:rFonts w:ascii="Times New Roman" w:hAnsi="Times New Roman" w:cs="Times New Roman"/>
           <w:b/>
@@ -386,6 +412,16 @@
           <w:bCs/>
           <w:lang w:val="id-ID"/>
         </w:rPr>
+        <w:br w:type="page"/>
+      </w:r>
+      <w:r>
+        <w:rPr>
+          <w:rFonts w:ascii="Times New Roman" w:hAnsi="Times New Roman" w:cs="Times New Roman"/>
+          <w:b/>
+          <w:bCs/>
+          <w:lang w:val="id-ID"/>
+        </w:rPr>
+        <w:lastRenderedPageBreak/>
         <w:t>Latihan 2</w:t>
       </w:r>
     </w:p>
@@ -431,22 +467,92 @@
       <w:pPr>
         <w:rPr>
           <w:rFonts w:ascii="Times New Roman" w:hAnsi="Times New Roman" w:cs="Times New Roman"/>
-          <w:lang w:val="id-ID"/>
-        </w:rPr>
-      </w:pPr>
-    </w:p>
-    <w:p>
-      <w:pPr>
-        <w:rPr>
-          <w:rFonts w:ascii="Times New Roman" w:hAnsi="Times New Roman" w:cs="Times New Roman"/>
-          <w:lang w:val="id-ID"/>
-        </w:rPr>
-      </w:pPr>
-      <w:r>
-        <w:rPr>
-          <w:rFonts w:ascii="Times New Roman" w:hAnsi="Times New Roman" w:cs="Times New Roman"/>
-          <w:lang w:val="id-ID"/>
-        </w:rPr>
+        </w:rPr>
+      </w:pPr>
+      <w:r>
+        <w:rPr>
+          <w:rFonts w:ascii="Times New Roman" w:hAnsi="Times New Roman" w:cs="Times New Roman"/>
+        </w:rPr>
+        <w:drawing>
+          <wp:inline distT="0" distB="0" distL="0" distR="0" wp14:anchorId="5EE4A509" wp14:editId="0CDC8409">
+            <wp:extent cx="2480807" cy="4370575"/>
+            <wp:effectExtent l="0" t="0" r="0" b="0"/>
+            <wp:docPr id="1859413608" name="Picture 2"/>
+            <wp:cNvGraphicFramePr>
+              <a:graphicFrameLocks xmlns:a="http://schemas.openxmlformats.org/drawingml/2006/main" noChangeAspect="1"/>
+            </wp:cNvGraphicFramePr>
+            <a:graphic xmlns:a="http://schemas.openxmlformats.org/drawingml/2006/main">
+              <a:graphicData uri="http://schemas.openxmlformats.org/drawingml/2006/picture">
+                <pic:pic xmlns:pic="http://schemas.openxmlformats.org/drawingml/2006/picture">
+                  <pic:nvPicPr>
+                    <pic:cNvPr id="0" name="Picture 6"/>
+                    <pic:cNvPicPr>
+                      <a:picLocks noChangeAspect="1" noChangeArrowheads="1"/>
+                    </pic:cNvPicPr>
+                  </pic:nvPicPr>
+                  <pic:blipFill>
+                    <a:blip r:embed="rId7" cstate="print">
+                      <a:extLst>
+                        <a:ext uri="{28A0092B-C50C-407E-A947-70E740481C1C}">
+                          <a14:useLocalDpi xmlns:a14="http://schemas.microsoft.com/office/drawing/2010/main" val="0"/>
+                        </a:ext>
+                      </a:extLst>
+                    </a:blip>
+                    <a:srcRect/>
+                    <a:stretch>
+                      <a:fillRect/>
+                    </a:stretch>
+                  </pic:blipFill>
+                  <pic:spPr bwMode="auto">
+                    <a:xfrm>
+                      <a:off x="0" y="0"/>
+                      <a:ext cx="2481528" cy="4371845"/>
+                    </a:xfrm>
+                    <a:prstGeom prst="rect">
+                      <a:avLst/>
+                    </a:prstGeom>
+                    <a:noFill/>
+                    <a:ln>
+                      <a:noFill/>
+                    </a:ln>
+                  </pic:spPr>
+                </pic:pic>
+              </a:graphicData>
+            </a:graphic>
+          </wp:inline>
+        </w:drawing>
+      </w:r>
+    </w:p>
+    <w:p>
+      <w:pPr>
+        <w:rPr>
+          <w:rFonts w:ascii="Times New Roman" w:hAnsi="Times New Roman" w:cs="Times New Roman"/>
+          <w:lang w:val="id-ID"/>
+        </w:rPr>
+      </w:pPr>
+    </w:p>
+    <w:p>
+      <w:pPr>
+        <w:rPr>
+          <w:rFonts w:ascii="Times New Roman" w:hAnsi="Times New Roman" w:cs="Times New Roman"/>
+          <w:lang w:val="id-ID"/>
+        </w:rPr>
+      </w:pPr>
+    </w:p>
+    <w:p>
+      <w:pPr>
+        <w:rPr>
+          <w:rFonts w:ascii="Times New Roman" w:hAnsi="Times New Roman" w:cs="Times New Roman"/>
+          <w:lang w:val="id-ID"/>
+        </w:rPr>
+      </w:pPr>
+      <w:r>
+        <w:rPr>
+          <w:rFonts w:ascii="Times New Roman" w:hAnsi="Times New Roman" w:cs="Times New Roman"/>
+          <w:noProof/>
+          <w:lang w:val="id-ID"/>
+        </w:rPr>
+        <w:lastRenderedPageBreak/>
         <w:drawing>
           <wp:inline distT="0" distB="0" distL="0" distR="0" wp14:anchorId="11BEDAAE" wp14:editId="5A279091">
             <wp:extent cx="5943600" cy="3122930"/>
@@ -463,7 +569,7 @@
                     <pic:cNvPicPr/>
                   </pic:nvPicPr>
                   <pic:blipFill>
-                    <a:blip r:embed="rId6"/>
+                    <a:blip r:embed="rId8"/>
                     <a:stretch>
                       <a:fillRect/>
                     </a:stretch>
@@ -513,7 +619,7 @@
                     <pic:cNvPicPr/>
                   </pic:nvPicPr>
                   <pic:blipFill>
-                    <a:blip r:embed="rId7"/>
+                    <a:blip r:embed="rId9"/>
                     <a:stretch>
                       <a:fillRect/>
                     </a:stretch>
@@ -585,7 +691,6 @@
           <w:noProof/>
           <w:lang w:val="sv-SE"/>
         </w:rPr>
-        <w:lastRenderedPageBreak/>
         <w:drawing>
           <wp:inline distT="0" distB="0" distL="0" distR="0" wp14:anchorId="06766448" wp14:editId="2D801A5A">
             <wp:extent cx="5943600" cy="2036445"/>
@@ -602,7 +707,7 @@
                     <pic:cNvPicPr/>
                   </pic:nvPicPr>
                   <pic:blipFill>
-                    <a:blip r:embed="rId8"/>
+                    <a:blip r:embed="rId10"/>
                     <a:stretch>
                       <a:fillRect/>
                     </a:stretch>
@@ -635,6 +740,7 @@
           <w:rFonts w:ascii="Times New Roman" w:hAnsi="Times New Roman" w:cs="Times New Roman"/>
           <w:lang w:val="id-ID"/>
         </w:rPr>
+        <w:lastRenderedPageBreak/>
         <w:t xml:space="preserve">Buatlah flowchart </w:t>
       </w:r>
       <w:r>
@@ -672,6 +778,51 @@
       <w:pPr>
         <w:rPr>
           <w:rFonts w:ascii="Times New Roman" w:hAnsi="Times New Roman" w:cs="Times New Roman"/>
+          <w:lang w:val="id-ID"/>
+        </w:rPr>
+      </w:pPr>
+      <w:r>
+        <w:drawing>
+          <wp:inline distT="0" distB="0" distL="0" distR="0" wp14:anchorId="669EB3E9" wp14:editId="4D07C924">
+            <wp:extent cx="4209298" cy="7535917"/>
+            <wp:effectExtent l="0" t="0" r="1270" b="8255"/>
+            <wp:docPr id="952060625" name="Picture 1"/>
+            <wp:cNvGraphicFramePr>
+              <a:graphicFrameLocks xmlns:a="http://schemas.openxmlformats.org/drawingml/2006/main" noChangeAspect="1"/>
+            </wp:cNvGraphicFramePr>
+            <a:graphic xmlns:a="http://schemas.openxmlformats.org/drawingml/2006/main">
+              <a:graphicData uri="http://schemas.openxmlformats.org/drawingml/2006/picture">
+                <pic:pic xmlns:pic="http://schemas.openxmlformats.org/drawingml/2006/picture">
+                  <pic:nvPicPr>
+                    <pic:cNvPr id="952060625" name=""/>
+                    <pic:cNvPicPr/>
+                  </pic:nvPicPr>
+                  <pic:blipFill>
+                    <a:blip r:embed="rId11"/>
+                    <a:stretch>
+                      <a:fillRect/>
+                    </a:stretch>
+                  </pic:blipFill>
+                  <pic:spPr>
+                    <a:xfrm>
+                      <a:off x="0" y="0"/>
+                      <a:ext cx="4215992" cy="7547901"/>
+                    </a:xfrm>
+                    <a:prstGeom prst="rect">
+                      <a:avLst/>
+                    </a:prstGeom>
+                  </pic:spPr>
+                </pic:pic>
+              </a:graphicData>
+            </a:graphic>
+          </wp:inline>
+        </w:drawing>
+      </w:r>
+    </w:p>
+    <w:p>
+      <w:pPr>
+        <w:rPr>
+          <w:rFonts w:ascii="Times New Roman" w:hAnsi="Times New Roman" w:cs="Times New Roman"/>
         </w:rPr>
       </w:pPr>
       <w:r>
@@ -679,6 +830,7 @@
           <w:rFonts w:ascii="Times New Roman" w:hAnsi="Times New Roman" w:cs="Times New Roman"/>
           <w:noProof/>
         </w:rPr>
+        <w:lastRenderedPageBreak/>
         <w:drawing>
           <wp:inline distT="0" distB="0" distL="0" distR="0" wp14:anchorId="4871181E" wp14:editId="35D4D024">
             <wp:extent cx="5943600" cy="3113405"/>
@@ -695,7 +847,7 @@
                     <pic:cNvPicPr/>
                   </pic:nvPicPr>
                   <pic:blipFill>
-                    <a:blip r:embed="rId9"/>
+                    <a:blip r:embed="rId12"/>
                     <a:stretch>
                       <a:fillRect/>
                     </a:stretch>
@@ -743,7 +895,7 @@
                     <pic:cNvPicPr/>
                   </pic:nvPicPr>
                   <pic:blipFill>
-                    <a:blip r:embed="rId10"/>
+                    <a:blip r:embed="rId13"/>
                     <a:stretch>
                       <a:fillRect/>
                     </a:stretch>
